--- a/28 Storehouse Use Log.docx
+++ b/28 Storehouse Use Log.docx
@@ -3,10 +3,438 @@
 <w:document xmlns:wpc="http://schemas.microsoft.com/office/word/2010/wordprocessingCanvas" xmlns:cx="http://schemas.microsoft.com/office/drawing/2014/chartex" xmlns:cx1="http://schemas.microsoft.com/office/drawing/2015/9/8/chartex" xmlns:cx2="http://schemas.microsoft.com/office/drawing/2015/10/21/chartex" xmlns:cx3="http://schemas.microsoft.com/office/drawing/2016/5/9/chartex" xmlns:cx4="http://schemas.microsoft.com/office/drawing/2016/5/10/chartex" xmlns:cx5="http://schemas.microsoft.com/office/drawing/2016/5/11/chartex" xmlns:cx6="http://schemas.microsoft.com/office/drawing/2016/5/12/chartex" xmlns:cx7="http://schemas.microsoft.com/office/drawing/2016/5/13/chartex" xmlns:cx8="http://schemas.microsoft.com/office/drawing/2016/5/14/chartex" xmlns:mc="http://schemas.openxmlformats.org/markup-compatibility/2006" xmlns:aink="http://schemas.microsoft.com/office/drawing/2016/ink" xmlns:am3d="http://schemas.microsoft.com/office/drawing/2017/model3d" xmlns:o="urn:schemas-microsoft-com:office:office" xmlns:oel="http://schemas.microsoft.com/office/2019/extlst" xmlns:r="http://schemas.openxmlformats.org/officeDocument/2006/relationships" xmlns:m="http://schemas.openxmlformats.org/officeDocument/2006/math" xmlns:v="urn:schemas-microsoft-com:vml" xmlns:wp14="http://schemas.microsoft.com/office/word/2010/wordprocessingDrawing" xmlns:wp="http://schemas.openxmlformats.org/drawingml/2006/wordprocessingDrawing" xmlns:w10="urn:schemas-microsoft-com:office:word" xmlns:w="http://schemas.openxmlformats.org/wordprocessingml/2006/main" xmlns:w14="http://schemas.microsoft.com/office/word/2010/wordml" xmlns:w15="http://schemas.microsoft.com/office/word/2012/wordml" xmlns:w16cex="http://schemas.microsoft.com/office/word/2018/wordml/cex" xmlns:w16cid="http://schemas.microsoft.com/office/word/2016/wordml/cid" xmlns:w16="http://schemas.microsoft.com/office/word/2018/wordml" xmlns:w16du="http://schemas.microsoft.com/office/word/2023/wordml/word16du" xmlns:w16sdtdh="http://schemas.microsoft.com/office/word/2020/wordml/sdtdatahash" xmlns:w16sdtfl="http://schemas.microsoft.com/office/word/2024/wordml/sdtformatlock" xmlns:w16se="http://schemas.microsoft.com/office/word/2015/wordml/symex" xmlns:wpg="http://schemas.microsoft.com/office/word/2010/wordprocessingGroup" xmlns:wpi="http://schemas.microsoft.com/office/word/2010/wordprocessingInk" xmlns:wne="http://schemas.microsoft.com/office/word/2006/wordml" xmlns:wps="http://schemas.microsoft.com/office/word/2010/wordprocessingShape" mc:Ignorable="w14 w15 w16se w16cid w16 w16cex w16sdtdh w16sdtfl w16du wp14">
   <w:body>
     <w:p>
-      <w:r>
-        <w:t>28 Storehouse Use Log</w:t>
+      <w:pPr>
+        <w:rPr>
+          <w:b/>
+          <w:bCs/>
+          <w:sz w:val="26"/>
+          <w:szCs w:val="26"/>
+        </w:rPr>
+      </w:pPr>
+      <w:r>
+        <w:rPr>
+          <w:b/>
+          <w:bCs/>
+          <w:sz w:val="26"/>
+          <w:szCs w:val="26"/>
+        </w:rPr>
+        <w:t xml:space="preserve">28 </w:t>
+      </w:r>
+      <w:r>
+        <w:rPr>
+          <w:rFonts w:cstheme="minorHAnsi"/>
+          <w:b/>
+          <w:bCs/>
+          <w:sz w:val="26"/>
+          <w:szCs w:val="26"/>
+        </w:rPr>
+        <w:t>Storehouse</w:t>
+      </w:r>
+      <w:r>
+        <w:rPr>
+          <w:b/>
+          <w:bCs/>
+          <w:sz w:val="26"/>
+          <w:szCs w:val="26"/>
+        </w:rPr>
+        <w:t xml:space="preserve"> Use </w:t>
       </w:r>
     </w:p>
+    <w:p>
+      <w:pPr>
+        <w:rPr>
+          <w:b/>
+          <w:bCs/>
+          <w:sz w:val="26"/>
+          <w:szCs w:val="26"/>
+        </w:rPr>
+      </w:pPr>
+    </w:p>
+    <w:p>
+      <w:pPr>
+        <w:pStyle w:val="ListParagraph"/>
+        <w:numPr>
+          <w:ilvl w:val="0"/>
+          <w:numId w:val="4"/>
+        </w:numPr>
+        <w:rPr>
+          <w:sz w:val="26"/>
+          <w:szCs w:val="26"/>
+        </w:rPr>
+      </w:pPr>
+      <w:r>
+        <w:rPr>
+          <w:sz w:val="26"/>
+          <w:szCs w:val="26"/>
+        </w:rPr>
+        <w:t>Be aware of the proper use of commodities for storehouse use in the Operations Guide, Section 6.9.</w:t>
+      </w:r>
+    </w:p>
+    <w:p>
+      <w:pPr>
+        <w:pStyle w:val="ListParagraph"/>
+        <w:numPr>
+          <w:ilvl w:val="0"/>
+          <w:numId w:val="4"/>
+        </w:numPr>
+        <w:rPr>
+          <w:sz w:val="26"/>
+          <w:szCs w:val="26"/>
+        </w:rPr>
+      </w:pPr>
+      <w:r>
+        <w:rPr>
+          <w:sz w:val="26"/>
+          <w:szCs w:val="26"/>
+        </w:rPr>
+        <w:t>When using an item for use in the storehouse, e</w:t>
+      </w:r>
+      <w:r>
+        <w:rPr>
+          <w:sz w:val="26"/>
+          <w:szCs w:val="26"/>
+        </w:rPr>
+        <w:t>nter th</w:t>
+      </w:r>
+      <w:r>
+        <w:rPr>
+          <w:sz w:val="26"/>
+          <w:szCs w:val="26"/>
+        </w:rPr>
+        <w:t>at</w:t>
+      </w:r>
+      <w:r>
+        <w:rPr>
+          <w:sz w:val="26"/>
+          <w:szCs w:val="26"/>
+        </w:rPr>
+        <w:t xml:space="preserve"> it</w:t>
+      </w:r>
+      <w:r>
+        <w:rPr>
+          <w:sz w:val="26"/>
+          <w:szCs w:val="26"/>
+        </w:rPr>
+        <w:t>em</w:t>
+      </w:r>
+      <w:r>
+        <w:rPr>
+          <w:sz w:val="26"/>
+          <w:szCs w:val="26"/>
+        </w:rPr>
+        <w:t xml:space="preserve"> on the Commodities Use Log, located on </w:t>
+      </w:r>
+      <w:proofErr w:type="gramStart"/>
+      <w:r>
+        <w:rPr>
+          <w:sz w:val="26"/>
+          <w:szCs w:val="26"/>
+        </w:rPr>
+        <w:t>the all above the</w:t>
+      </w:r>
+      <w:proofErr w:type="gramEnd"/>
+      <w:r>
+        <w:rPr>
+          <w:sz w:val="26"/>
+          <w:szCs w:val="26"/>
+        </w:rPr>
+        <w:t xml:space="preserve"> desk </w:t>
+      </w:r>
+      <w:proofErr w:type="gramStart"/>
+      <w:r>
+        <w:rPr>
+          <w:sz w:val="26"/>
+          <w:szCs w:val="26"/>
+        </w:rPr>
+        <w:t>in</w:t>
+      </w:r>
+      <w:proofErr w:type="gramEnd"/>
+      <w:r>
+        <w:rPr>
+          <w:sz w:val="26"/>
+          <w:szCs w:val="26"/>
+        </w:rPr>
+        <w:t xml:space="preserve"> the office.</w:t>
+      </w:r>
+      <w:r>
+        <w:rPr>
+          <w:sz w:val="26"/>
+          <w:szCs w:val="26"/>
+        </w:rPr>
+        <w:t xml:space="preserve"> </w:t>
+      </w:r>
+    </w:p>
+    <w:p>
+      <w:pPr>
+        <w:ind w:left="360"/>
+        <w:rPr>
+          <w:sz w:val="26"/>
+          <w:szCs w:val="26"/>
+        </w:rPr>
+      </w:pPr>
+    </w:p>
+    <w:p>
+      <w:pPr>
+        <w:rPr>
+          <w:sz w:val="26"/>
+          <w:szCs w:val="26"/>
+        </w:rPr>
+      </w:pPr>
+      <w:r>
+        <w:rPr>
+          <w:sz w:val="26"/>
+          <w:szCs w:val="26"/>
+        </w:rPr>
+        <w:t xml:space="preserve">By the end of each month, </w:t>
+      </w:r>
+      <w:r>
+        <w:rPr>
+          <w:sz w:val="26"/>
+          <w:szCs w:val="26"/>
+        </w:rPr>
+        <w:t>enter commodities used in the storehouse into the BOS:</w:t>
+      </w:r>
+    </w:p>
+    <w:p>
+      <w:pPr>
+        <w:pStyle w:val="ListParagraph"/>
+        <w:numPr>
+          <w:ilvl w:val="0"/>
+          <w:numId w:val="5"/>
+        </w:numPr>
+        <w:rPr>
+          <w:sz w:val="26"/>
+          <w:szCs w:val="26"/>
+        </w:rPr>
+      </w:pPr>
+      <w:r>
+        <w:rPr>
+          <w:sz w:val="26"/>
+          <w:szCs w:val="26"/>
+        </w:rPr>
+        <w:t>Go to Edge</w:t>
+      </w:r>
+    </w:p>
+    <w:p>
+      <w:pPr>
+        <w:pStyle w:val="ListParagraph"/>
+        <w:numPr>
+          <w:ilvl w:val="0"/>
+          <w:numId w:val="5"/>
+        </w:numPr>
+        <w:rPr>
+          <w:sz w:val="26"/>
+          <w:szCs w:val="26"/>
+        </w:rPr>
+      </w:pPr>
+      <w:r>
+        <w:rPr>
+          <w:sz w:val="26"/>
+          <w:szCs w:val="26"/>
+        </w:rPr>
+        <w:t>Welfare Resources</w:t>
+      </w:r>
+    </w:p>
+    <w:p>
+      <w:pPr>
+        <w:pStyle w:val="ListParagraph"/>
+        <w:numPr>
+          <w:ilvl w:val="0"/>
+          <w:numId w:val="5"/>
+        </w:numPr>
+        <w:rPr>
+          <w:sz w:val="26"/>
+          <w:szCs w:val="26"/>
+        </w:rPr>
+      </w:pPr>
+      <w:r>
+        <w:rPr>
+          <w:sz w:val="26"/>
+          <w:szCs w:val="26"/>
+        </w:rPr>
+        <w:t>Click on Food Order</w:t>
+      </w:r>
+    </w:p>
+    <w:p>
+      <w:pPr>
+        <w:pStyle w:val="ListParagraph"/>
+        <w:numPr>
+          <w:ilvl w:val="0"/>
+          <w:numId w:val="5"/>
+        </w:numPr>
+        <w:rPr>
+          <w:sz w:val="26"/>
+          <w:szCs w:val="26"/>
+        </w:rPr>
+      </w:pPr>
+      <w:r>
+        <w:rPr>
+          <w:sz w:val="26"/>
+          <w:szCs w:val="26"/>
+        </w:rPr>
+        <w:t xml:space="preserve">Order type: </w:t>
+      </w:r>
+      <w:r>
+        <w:rPr>
+          <w:sz w:val="26"/>
+          <w:szCs w:val="26"/>
+        </w:rPr>
+        <w:t>Storehouse Use or Commodities</w:t>
+      </w:r>
+    </w:p>
+    <w:p>
+      <w:pPr>
+        <w:pStyle w:val="ListParagraph"/>
+        <w:numPr>
+          <w:ilvl w:val="0"/>
+          <w:numId w:val="5"/>
+        </w:numPr>
+        <w:rPr>
+          <w:sz w:val="26"/>
+          <w:szCs w:val="26"/>
+        </w:rPr>
+      </w:pPr>
+      <w:r>
+        <w:rPr>
+          <w:sz w:val="26"/>
+          <w:szCs w:val="26"/>
+        </w:rPr>
+        <w:t>Enter items</w:t>
+      </w:r>
+    </w:p>
+    <w:p>
+      <w:pPr>
+        <w:pStyle w:val="ListParagraph"/>
+        <w:numPr>
+          <w:ilvl w:val="0"/>
+          <w:numId w:val="5"/>
+        </w:numPr>
+        <w:rPr>
+          <w:sz w:val="26"/>
+          <w:szCs w:val="26"/>
+        </w:rPr>
+      </w:pPr>
+      <w:r>
+        <w:rPr>
+          <w:sz w:val="26"/>
+          <w:szCs w:val="26"/>
+        </w:rPr>
+        <w:t>Check for accuracy</w:t>
+      </w:r>
+    </w:p>
+    <w:p>
+      <w:pPr>
+        <w:rPr>
+          <w:sz w:val="26"/>
+          <w:szCs w:val="26"/>
+        </w:rPr>
+      </w:pPr>
+    </w:p>
+    <w:p>
+      <w:pPr>
+        <w:rPr>
+          <w:sz w:val="26"/>
+          <w:szCs w:val="26"/>
+        </w:rPr>
+      </w:pPr>
+      <w:r>
+        <w:rPr>
+          <w:sz w:val="26"/>
+          <w:szCs w:val="26"/>
+        </w:rPr>
+        <w:t>Fill in the “Storehouse Instructions” box</w:t>
+      </w:r>
+    </w:p>
+    <w:p>
+      <w:pPr>
+        <w:rPr>
+          <w:sz w:val="26"/>
+          <w:szCs w:val="26"/>
+        </w:rPr>
+      </w:pPr>
+      <w:r>
+        <w:rPr>
+          <w:sz w:val="26"/>
+          <w:szCs w:val="26"/>
+        </w:rPr>
+        <w:t>Then “Approve”</w:t>
+      </w:r>
+    </w:p>
+    <w:p>
+      <w:pPr>
+        <w:rPr>
+          <w:sz w:val="26"/>
+          <w:szCs w:val="26"/>
+        </w:rPr>
+      </w:pPr>
+      <w:r>
+        <w:rPr>
+          <w:sz w:val="26"/>
+          <w:szCs w:val="26"/>
+        </w:rPr>
+        <w:t>“Confirm”</w:t>
+      </w:r>
+    </w:p>
+    <w:p>
+      <w:pPr>
+        <w:rPr>
+          <w:sz w:val="26"/>
+          <w:szCs w:val="26"/>
+        </w:rPr>
+      </w:pPr>
+      <w:r>
+        <w:rPr>
+          <w:sz w:val="26"/>
+          <w:szCs w:val="26"/>
+        </w:rPr>
+        <w:t>“Print”</w:t>
+      </w:r>
+    </w:p>
+    <w:p>
+      <w:pPr>
+        <w:rPr>
+          <w:sz w:val="26"/>
+          <w:szCs w:val="26"/>
+        </w:rPr>
+      </w:pPr>
+      <w:r>
+        <w:rPr>
+          <w:sz w:val="26"/>
+          <w:szCs w:val="26"/>
+        </w:rPr>
+        <w:t>Staple the printed copy to the Storehouse Use Log</w:t>
+      </w:r>
+    </w:p>
+    <w:p>
+      <w:pPr>
+        <w:rPr>
+          <w:sz w:val="26"/>
+          <w:szCs w:val="26"/>
+        </w:rPr>
+      </w:pPr>
+      <w:r>
+        <w:rPr>
+          <w:sz w:val="26"/>
+          <w:szCs w:val="26"/>
+        </w:rPr>
+        <w:t xml:space="preserve">Place </w:t>
+      </w:r>
+      <w:r>
+        <w:rPr>
+          <w:sz w:val="26"/>
+          <w:szCs w:val="26"/>
+        </w:rPr>
+        <w:t>the log and the printed copy</w:t>
+      </w:r>
+      <w:r>
+        <w:rPr>
+          <w:sz w:val="26"/>
+          <w:szCs w:val="26"/>
+        </w:rPr>
+        <w:t xml:space="preserve"> in the drawer on the left in the current month folder</w:t>
+      </w:r>
+    </w:p>
+    <w:p/>
     <w:p/>
     <w:sectPr>
       <w:pgSz w:w="12240" w:h="15840"/>
@@ -16,6 +444,519 @@
     </w:sectPr>
   </w:body>
 </w:document>
+</file>
+
+<file path=word/numbering.xml><?xml version="1.0" encoding="utf-8"?>
+<w:numbering xmlns:wpc="http://schemas.microsoft.com/office/word/2010/wordprocessingCanvas" xmlns:cx="http://schemas.microsoft.com/office/drawing/2014/chartex" xmlns:cx1="http://schemas.microsoft.com/office/drawing/2015/9/8/chartex" xmlns:cx2="http://schemas.microsoft.com/office/drawing/2015/10/21/chartex" xmlns:cx3="http://schemas.microsoft.com/office/drawing/2016/5/9/chartex" xmlns:cx4="http://schemas.microsoft.com/office/drawing/2016/5/10/chartex" xmlns:cx5="http://schemas.microsoft.com/office/drawing/2016/5/11/chartex" xmlns:cx6="http://schemas.microsoft.com/office/drawing/2016/5/12/chartex" xmlns:cx7="http://schemas.microsoft.com/office/drawing/2016/5/13/chartex" xmlns:cx8="http://schemas.microsoft.com/office/drawing/2016/5/14/chartex" xmlns:mc="http://schemas.openxmlformats.org/markup-compatibility/2006" xmlns:aink="http://schemas.microsoft.com/office/drawing/2016/ink" xmlns:am3d="http://schemas.microsoft.com/office/drawing/2017/model3d" xmlns:o="urn:schemas-microsoft-com:office:office" xmlns:oel="http://schemas.microsoft.com/office/2019/extlst" xmlns:r="http://schemas.openxmlformats.org/officeDocument/2006/relationships" xmlns:m="http://schemas.openxmlformats.org/officeDocument/2006/math" xmlns:v="urn:schemas-microsoft-com:vml" xmlns:wp14="http://schemas.microsoft.com/office/word/2010/wordprocessingDrawing" xmlns:wp="http://schemas.openxmlformats.org/drawingml/2006/wordprocessingDrawing" xmlns:w10="urn:schemas-microsoft-com:office:word" xmlns:w="http://schemas.openxmlformats.org/wordprocessingml/2006/main" xmlns:w14="http://schemas.microsoft.com/office/word/2010/wordml" xmlns:w15="http://schemas.microsoft.com/office/word/2012/wordml" xmlns:w16cex="http://schemas.microsoft.com/office/word/2018/wordml/cex" xmlns:w16cid="http://schemas.microsoft.com/office/word/2016/wordml/cid" xmlns:w16="http://schemas.microsoft.com/office/word/2018/wordml" xmlns:w16du="http://schemas.microsoft.com/office/word/2023/wordml/word16du" xmlns:w16sdtdh="http://schemas.microsoft.com/office/word/2020/wordml/sdtdatahash" xmlns:w16sdtfl="http://schemas.microsoft.com/office/word/2024/wordml/sdtformatlock" xmlns:w16se="http://schemas.microsoft.com/office/word/2015/wordml/symex" xmlns:wpg="http://schemas.microsoft.com/office/word/2010/wordprocessingGroup" xmlns:wpi="http://schemas.microsoft.com/office/word/2010/wordprocessingInk" xmlns:wne="http://schemas.microsoft.com/office/word/2006/wordml" xmlns:wps="http://schemas.microsoft.com/office/word/2010/wordprocessingShape" mc:Ignorable="w14 w15 w16se w16cid w16 w16cex w16sdtdh w16sdtfl w16du wp14">
+  <w:abstractNum w:abstractNumId="0" w15:restartNumberingAfterBreak="0">
+    <w:nsid w:val="181A4AA7"/>
+    <w:multiLevelType w:val="hybridMultilevel"/>
+    <w:tmpl w:val="29EEFCAC"/>
+    <w:lvl w:ilvl="0" w:tplc="0409000F">
+      <w:start w:val="1"/>
+      <w:numFmt w:val="decimal"/>
+      <w:lvlText w:val="%1."/>
+      <w:lvlJc w:val="left"/>
+      <w:pPr>
+        <w:ind w:left="720" w:hanging="360"/>
+      </w:pPr>
+      <w:rPr>
+        <w:rFonts w:hint="default"/>
+      </w:rPr>
+    </w:lvl>
+    <w:lvl w:ilvl="1" w:tplc="04090019" w:tentative="1">
+      <w:start w:val="1"/>
+      <w:numFmt w:val="lowerLetter"/>
+      <w:lvlText w:val="%2."/>
+      <w:lvlJc w:val="left"/>
+      <w:pPr>
+        <w:ind w:left="1440" w:hanging="360"/>
+      </w:pPr>
+    </w:lvl>
+    <w:lvl w:ilvl="2" w:tplc="0409001B" w:tentative="1">
+      <w:start w:val="1"/>
+      <w:numFmt w:val="lowerRoman"/>
+      <w:lvlText w:val="%3."/>
+      <w:lvlJc w:val="right"/>
+      <w:pPr>
+        <w:ind w:left="2160" w:hanging="180"/>
+      </w:pPr>
+    </w:lvl>
+    <w:lvl w:ilvl="3" w:tplc="0409000F" w:tentative="1">
+      <w:start w:val="1"/>
+      <w:numFmt w:val="decimal"/>
+      <w:lvlText w:val="%4."/>
+      <w:lvlJc w:val="left"/>
+      <w:pPr>
+        <w:ind w:left="2880" w:hanging="360"/>
+      </w:pPr>
+    </w:lvl>
+    <w:lvl w:ilvl="4" w:tplc="04090019" w:tentative="1">
+      <w:start w:val="1"/>
+      <w:numFmt w:val="lowerLetter"/>
+      <w:lvlText w:val="%5."/>
+      <w:lvlJc w:val="left"/>
+      <w:pPr>
+        <w:ind w:left="3600" w:hanging="360"/>
+      </w:pPr>
+    </w:lvl>
+    <w:lvl w:ilvl="5" w:tplc="0409001B" w:tentative="1">
+      <w:start w:val="1"/>
+      <w:numFmt w:val="lowerRoman"/>
+      <w:lvlText w:val="%6."/>
+      <w:lvlJc w:val="right"/>
+      <w:pPr>
+        <w:ind w:left="4320" w:hanging="180"/>
+      </w:pPr>
+    </w:lvl>
+    <w:lvl w:ilvl="6" w:tplc="0409000F" w:tentative="1">
+      <w:start w:val="1"/>
+      <w:numFmt w:val="decimal"/>
+      <w:lvlText w:val="%7."/>
+      <w:lvlJc w:val="left"/>
+      <w:pPr>
+        <w:ind w:left="5040" w:hanging="360"/>
+      </w:pPr>
+    </w:lvl>
+    <w:lvl w:ilvl="7" w:tplc="04090019" w:tentative="1">
+      <w:start w:val="1"/>
+      <w:numFmt w:val="lowerLetter"/>
+      <w:lvlText w:val="%8."/>
+      <w:lvlJc w:val="left"/>
+      <w:pPr>
+        <w:ind w:left="5760" w:hanging="360"/>
+      </w:pPr>
+    </w:lvl>
+    <w:lvl w:ilvl="8" w:tplc="0409001B" w:tentative="1">
+      <w:start w:val="1"/>
+      <w:numFmt w:val="lowerRoman"/>
+      <w:lvlText w:val="%9."/>
+      <w:lvlJc w:val="right"/>
+      <w:pPr>
+        <w:ind w:left="6480" w:hanging="180"/>
+      </w:pPr>
+    </w:lvl>
+  </w:abstractNum>
+  <w:abstractNum w:abstractNumId="1" w15:restartNumberingAfterBreak="0">
+    <w:nsid w:val="2D4C0B7C"/>
+    <w:multiLevelType w:val="hybridMultilevel"/>
+    <w:tmpl w:val="A77004B8"/>
+    <w:lvl w:ilvl="0" w:tplc="04090001">
+      <w:start w:val="1"/>
+      <w:numFmt w:val="bullet"/>
+      <w:lvlText w:val=""/>
+      <w:lvlJc w:val="left"/>
+      <w:pPr>
+        <w:ind w:left="720" w:hanging="360"/>
+      </w:pPr>
+      <w:rPr>
+        <w:rFonts w:ascii="Symbol" w:hAnsi="Symbol" w:hint="default"/>
+      </w:rPr>
+    </w:lvl>
+    <w:lvl w:ilvl="1" w:tplc="04090003" w:tentative="1">
+      <w:start w:val="1"/>
+      <w:numFmt w:val="bullet"/>
+      <w:lvlText w:val="o"/>
+      <w:lvlJc w:val="left"/>
+      <w:pPr>
+        <w:ind w:left="1440" w:hanging="360"/>
+      </w:pPr>
+      <w:rPr>
+        <w:rFonts w:ascii="Courier New" w:hAnsi="Courier New" w:cs="Courier New" w:hint="default"/>
+      </w:rPr>
+    </w:lvl>
+    <w:lvl w:ilvl="2" w:tplc="04090005" w:tentative="1">
+      <w:start w:val="1"/>
+      <w:numFmt w:val="bullet"/>
+      <w:lvlText w:val=""/>
+      <w:lvlJc w:val="left"/>
+      <w:pPr>
+        <w:ind w:left="2160" w:hanging="360"/>
+      </w:pPr>
+      <w:rPr>
+        <w:rFonts w:ascii="Wingdings" w:hAnsi="Wingdings" w:hint="default"/>
+      </w:rPr>
+    </w:lvl>
+    <w:lvl w:ilvl="3" w:tplc="04090001" w:tentative="1">
+      <w:start w:val="1"/>
+      <w:numFmt w:val="bullet"/>
+      <w:lvlText w:val=""/>
+      <w:lvlJc w:val="left"/>
+      <w:pPr>
+        <w:ind w:left="2880" w:hanging="360"/>
+      </w:pPr>
+      <w:rPr>
+        <w:rFonts w:ascii="Symbol" w:hAnsi="Symbol" w:hint="default"/>
+      </w:rPr>
+    </w:lvl>
+    <w:lvl w:ilvl="4" w:tplc="04090003" w:tentative="1">
+      <w:start w:val="1"/>
+      <w:numFmt w:val="bullet"/>
+      <w:lvlText w:val="o"/>
+      <w:lvlJc w:val="left"/>
+      <w:pPr>
+        <w:ind w:left="3600" w:hanging="360"/>
+      </w:pPr>
+      <w:rPr>
+        <w:rFonts w:ascii="Courier New" w:hAnsi="Courier New" w:cs="Courier New" w:hint="default"/>
+      </w:rPr>
+    </w:lvl>
+    <w:lvl w:ilvl="5" w:tplc="04090005" w:tentative="1">
+      <w:start w:val="1"/>
+      <w:numFmt w:val="bullet"/>
+      <w:lvlText w:val=""/>
+      <w:lvlJc w:val="left"/>
+      <w:pPr>
+        <w:ind w:left="4320" w:hanging="360"/>
+      </w:pPr>
+      <w:rPr>
+        <w:rFonts w:ascii="Wingdings" w:hAnsi="Wingdings" w:hint="default"/>
+      </w:rPr>
+    </w:lvl>
+    <w:lvl w:ilvl="6" w:tplc="04090001" w:tentative="1">
+      <w:start w:val="1"/>
+      <w:numFmt w:val="bullet"/>
+      <w:lvlText w:val=""/>
+      <w:lvlJc w:val="left"/>
+      <w:pPr>
+        <w:ind w:left="5040" w:hanging="360"/>
+      </w:pPr>
+      <w:rPr>
+        <w:rFonts w:ascii="Symbol" w:hAnsi="Symbol" w:hint="default"/>
+      </w:rPr>
+    </w:lvl>
+    <w:lvl w:ilvl="7" w:tplc="04090003" w:tentative="1">
+      <w:start w:val="1"/>
+      <w:numFmt w:val="bullet"/>
+      <w:lvlText w:val="o"/>
+      <w:lvlJc w:val="left"/>
+      <w:pPr>
+        <w:ind w:left="5760" w:hanging="360"/>
+      </w:pPr>
+      <w:rPr>
+        <w:rFonts w:ascii="Courier New" w:hAnsi="Courier New" w:cs="Courier New" w:hint="default"/>
+      </w:rPr>
+    </w:lvl>
+    <w:lvl w:ilvl="8" w:tplc="04090005" w:tentative="1">
+      <w:start w:val="1"/>
+      <w:numFmt w:val="bullet"/>
+      <w:lvlText w:val=""/>
+      <w:lvlJc w:val="left"/>
+      <w:pPr>
+        <w:ind w:left="6480" w:hanging="360"/>
+      </w:pPr>
+      <w:rPr>
+        <w:rFonts w:ascii="Wingdings" w:hAnsi="Wingdings" w:hint="default"/>
+      </w:rPr>
+    </w:lvl>
+  </w:abstractNum>
+  <w:abstractNum w:abstractNumId="2" w15:restartNumberingAfterBreak="0">
+    <w:nsid w:val="2D5D7940"/>
+    <w:multiLevelType w:val="hybridMultilevel"/>
+    <w:tmpl w:val="BBC025F4"/>
+    <w:lvl w:ilvl="0" w:tplc="04090001">
+      <w:start w:val="1"/>
+      <w:numFmt w:val="bullet"/>
+      <w:lvlText w:val=""/>
+      <w:lvlJc w:val="left"/>
+      <w:pPr>
+        <w:ind w:left="720" w:hanging="360"/>
+      </w:pPr>
+      <w:rPr>
+        <w:rFonts w:ascii="Symbol" w:hAnsi="Symbol" w:hint="default"/>
+      </w:rPr>
+    </w:lvl>
+    <w:lvl w:ilvl="1" w:tplc="FFFFFFFF" w:tentative="1">
+      <w:start w:val="1"/>
+      <w:numFmt w:val="lowerLetter"/>
+      <w:lvlText w:val="%2."/>
+      <w:lvlJc w:val="left"/>
+      <w:pPr>
+        <w:ind w:left="1440" w:hanging="360"/>
+      </w:pPr>
+    </w:lvl>
+    <w:lvl w:ilvl="2" w:tplc="FFFFFFFF" w:tentative="1">
+      <w:start w:val="1"/>
+      <w:numFmt w:val="lowerRoman"/>
+      <w:lvlText w:val="%3."/>
+      <w:lvlJc w:val="right"/>
+      <w:pPr>
+        <w:ind w:left="2160" w:hanging="180"/>
+      </w:pPr>
+    </w:lvl>
+    <w:lvl w:ilvl="3" w:tplc="FFFFFFFF" w:tentative="1">
+      <w:start w:val="1"/>
+      <w:numFmt w:val="decimal"/>
+      <w:lvlText w:val="%4."/>
+      <w:lvlJc w:val="left"/>
+      <w:pPr>
+        <w:ind w:left="2880" w:hanging="360"/>
+      </w:pPr>
+    </w:lvl>
+    <w:lvl w:ilvl="4" w:tplc="FFFFFFFF" w:tentative="1">
+      <w:start w:val="1"/>
+      <w:numFmt w:val="lowerLetter"/>
+      <w:lvlText w:val="%5."/>
+      <w:lvlJc w:val="left"/>
+      <w:pPr>
+        <w:ind w:left="3600" w:hanging="360"/>
+      </w:pPr>
+    </w:lvl>
+    <w:lvl w:ilvl="5" w:tplc="FFFFFFFF" w:tentative="1">
+      <w:start w:val="1"/>
+      <w:numFmt w:val="lowerRoman"/>
+      <w:lvlText w:val="%6."/>
+      <w:lvlJc w:val="right"/>
+      <w:pPr>
+        <w:ind w:left="4320" w:hanging="180"/>
+      </w:pPr>
+    </w:lvl>
+    <w:lvl w:ilvl="6" w:tplc="FFFFFFFF" w:tentative="1">
+      <w:start w:val="1"/>
+      <w:numFmt w:val="decimal"/>
+      <w:lvlText w:val="%7."/>
+      <w:lvlJc w:val="left"/>
+      <w:pPr>
+        <w:ind w:left="5040" w:hanging="360"/>
+      </w:pPr>
+    </w:lvl>
+    <w:lvl w:ilvl="7" w:tplc="FFFFFFFF" w:tentative="1">
+      <w:start w:val="1"/>
+      <w:numFmt w:val="lowerLetter"/>
+      <w:lvlText w:val="%8."/>
+      <w:lvlJc w:val="left"/>
+      <w:pPr>
+        <w:ind w:left="5760" w:hanging="360"/>
+      </w:pPr>
+    </w:lvl>
+    <w:lvl w:ilvl="8" w:tplc="FFFFFFFF" w:tentative="1">
+      <w:start w:val="1"/>
+      <w:numFmt w:val="lowerRoman"/>
+      <w:lvlText w:val="%9."/>
+      <w:lvlJc w:val="right"/>
+      <w:pPr>
+        <w:ind w:left="6480" w:hanging="180"/>
+      </w:pPr>
+    </w:lvl>
+  </w:abstractNum>
+  <w:abstractNum w:abstractNumId="3" w15:restartNumberingAfterBreak="0">
+    <w:nsid w:val="5F975F5C"/>
+    <w:multiLevelType w:val="hybridMultilevel"/>
+    <w:tmpl w:val="5386B99C"/>
+    <w:lvl w:ilvl="0" w:tplc="04090001">
+      <w:start w:val="1"/>
+      <w:numFmt w:val="bullet"/>
+      <w:lvlText w:val=""/>
+      <w:lvlJc w:val="left"/>
+      <w:pPr>
+        <w:ind w:left="720" w:hanging="360"/>
+      </w:pPr>
+      <w:rPr>
+        <w:rFonts w:ascii="Symbol" w:hAnsi="Symbol" w:hint="default"/>
+      </w:rPr>
+    </w:lvl>
+    <w:lvl w:ilvl="1" w:tplc="04090003" w:tentative="1">
+      <w:start w:val="1"/>
+      <w:numFmt w:val="bullet"/>
+      <w:lvlText w:val="o"/>
+      <w:lvlJc w:val="left"/>
+      <w:pPr>
+        <w:ind w:left="1440" w:hanging="360"/>
+      </w:pPr>
+      <w:rPr>
+        <w:rFonts w:ascii="Courier New" w:hAnsi="Courier New" w:cs="Courier New" w:hint="default"/>
+      </w:rPr>
+    </w:lvl>
+    <w:lvl w:ilvl="2" w:tplc="04090005" w:tentative="1">
+      <w:start w:val="1"/>
+      <w:numFmt w:val="bullet"/>
+      <w:lvlText w:val=""/>
+      <w:lvlJc w:val="left"/>
+      <w:pPr>
+        <w:ind w:left="2160" w:hanging="360"/>
+      </w:pPr>
+      <w:rPr>
+        <w:rFonts w:ascii="Wingdings" w:hAnsi="Wingdings" w:hint="default"/>
+      </w:rPr>
+    </w:lvl>
+    <w:lvl w:ilvl="3" w:tplc="04090001" w:tentative="1">
+      <w:start w:val="1"/>
+      <w:numFmt w:val="bullet"/>
+      <w:lvlText w:val=""/>
+      <w:lvlJc w:val="left"/>
+      <w:pPr>
+        <w:ind w:left="2880" w:hanging="360"/>
+      </w:pPr>
+      <w:rPr>
+        <w:rFonts w:ascii="Symbol" w:hAnsi="Symbol" w:hint="default"/>
+      </w:rPr>
+    </w:lvl>
+    <w:lvl w:ilvl="4" w:tplc="04090003" w:tentative="1">
+      <w:start w:val="1"/>
+      <w:numFmt w:val="bullet"/>
+      <w:lvlText w:val="o"/>
+      <w:lvlJc w:val="left"/>
+      <w:pPr>
+        <w:ind w:left="3600" w:hanging="360"/>
+      </w:pPr>
+      <w:rPr>
+        <w:rFonts w:ascii="Courier New" w:hAnsi="Courier New" w:cs="Courier New" w:hint="default"/>
+      </w:rPr>
+    </w:lvl>
+    <w:lvl w:ilvl="5" w:tplc="04090005" w:tentative="1">
+      <w:start w:val="1"/>
+      <w:numFmt w:val="bullet"/>
+      <w:lvlText w:val=""/>
+      <w:lvlJc w:val="left"/>
+      <w:pPr>
+        <w:ind w:left="4320" w:hanging="360"/>
+      </w:pPr>
+      <w:rPr>
+        <w:rFonts w:ascii="Wingdings" w:hAnsi="Wingdings" w:hint="default"/>
+      </w:rPr>
+    </w:lvl>
+    <w:lvl w:ilvl="6" w:tplc="04090001" w:tentative="1">
+      <w:start w:val="1"/>
+      <w:numFmt w:val="bullet"/>
+      <w:lvlText w:val=""/>
+      <w:lvlJc w:val="left"/>
+      <w:pPr>
+        <w:ind w:left="5040" w:hanging="360"/>
+      </w:pPr>
+      <w:rPr>
+        <w:rFonts w:ascii="Symbol" w:hAnsi="Symbol" w:hint="default"/>
+      </w:rPr>
+    </w:lvl>
+    <w:lvl w:ilvl="7" w:tplc="04090003" w:tentative="1">
+      <w:start w:val="1"/>
+      <w:numFmt w:val="bullet"/>
+      <w:lvlText w:val="o"/>
+      <w:lvlJc w:val="left"/>
+      <w:pPr>
+        <w:ind w:left="5760" w:hanging="360"/>
+      </w:pPr>
+      <w:rPr>
+        <w:rFonts w:ascii="Courier New" w:hAnsi="Courier New" w:cs="Courier New" w:hint="default"/>
+      </w:rPr>
+    </w:lvl>
+    <w:lvl w:ilvl="8" w:tplc="04090005" w:tentative="1">
+      <w:start w:val="1"/>
+      <w:numFmt w:val="bullet"/>
+      <w:lvlText w:val=""/>
+      <w:lvlJc w:val="left"/>
+      <w:pPr>
+        <w:ind w:left="6480" w:hanging="360"/>
+      </w:pPr>
+      <w:rPr>
+        <w:rFonts w:ascii="Wingdings" w:hAnsi="Wingdings" w:hint="default"/>
+      </w:rPr>
+    </w:lvl>
+  </w:abstractNum>
+  <w:abstractNum w:abstractNumId="4" w15:restartNumberingAfterBreak="0">
+    <w:nsid w:val="6FDA45BA"/>
+    <w:multiLevelType w:val="hybridMultilevel"/>
+    <w:tmpl w:val="84E26632"/>
+    <w:lvl w:ilvl="0" w:tplc="0409000F">
+      <w:start w:val="1"/>
+      <w:numFmt w:val="decimal"/>
+      <w:lvlText w:val="%1."/>
+      <w:lvlJc w:val="left"/>
+      <w:pPr>
+        <w:ind w:left="720" w:hanging="360"/>
+      </w:pPr>
+      <w:rPr>
+        <w:rFonts w:hint="default"/>
+      </w:rPr>
+    </w:lvl>
+    <w:lvl w:ilvl="1" w:tplc="04090019" w:tentative="1">
+      <w:start w:val="1"/>
+      <w:numFmt w:val="lowerLetter"/>
+      <w:lvlText w:val="%2."/>
+      <w:lvlJc w:val="left"/>
+      <w:pPr>
+        <w:ind w:left="1440" w:hanging="360"/>
+      </w:pPr>
+    </w:lvl>
+    <w:lvl w:ilvl="2" w:tplc="0409001B" w:tentative="1">
+      <w:start w:val="1"/>
+      <w:numFmt w:val="lowerRoman"/>
+      <w:lvlText w:val="%3."/>
+      <w:lvlJc w:val="right"/>
+      <w:pPr>
+        <w:ind w:left="2160" w:hanging="180"/>
+      </w:pPr>
+    </w:lvl>
+    <w:lvl w:ilvl="3" w:tplc="0409000F" w:tentative="1">
+      <w:start w:val="1"/>
+      <w:numFmt w:val="decimal"/>
+      <w:lvlText w:val="%4."/>
+      <w:lvlJc w:val="left"/>
+      <w:pPr>
+        <w:ind w:left="2880" w:hanging="360"/>
+      </w:pPr>
+    </w:lvl>
+    <w:lvl w:ilvl="4" w:tplc="04090019" w:tentative="1">
+      <w:start w:val="1"/>
+      <w:numFmt w:val="lowerLetter"/>
+      <w:lvlText w:val="%5."/>
+      <w:lvlJc w:val="left"/>
+      <w:pPr>
+        <w:ind w:left="3600" w:hanging="360"/>
+      </w:pPr>
+    </w:lvl>
+    <w:lvl w:ilvl="5" w:tplc="0409001B" w:tentative="1">
+      <w:start w:val="1"/>
+      <w:numFmt w:val="lowerRoman"/>
+      <w:lvlText w:val="%6."/>
+      <w:lvlJc w:val="right"/>
+      <w:pPr>
+        <w:ind w:left="4320" w:hanging="180"/>
+      </w:pPr>
+    </w:lvl>
+    <w:lvl w:ilvl="6" w:tplc="0409000F" w:tentative="1">
+      <w:start w:val="1"/>
+      <w:numFmt w:val="decimal"/>
+      <w:lvlText w:val="%7."/>
+      <w:lvlJc w:val="left"/>
+      <w:pPr>
+        <w:ind w:left="5040" w:hanging="360"/>
+      </w:pPr>
+    </w:lvl>
+    <w:lvl w:ilvl="7" w:tplc="04090019" w:tentative="1">
+      <w:start w:val="1"/>
+      <w:numFmt w:val="lowerLetter"/>
+      <w:lvlText w:val="%8."/>
+      <w:lvlJc w:val="left"/>
+      <w:pPr>
+        <w:ind w:left="5760" w:hanging="360"/>
+      </w:pPr>
+    </w:lvl>
+    <w:lvl w:ilvl="8" w:tplc="0409001B" w:tentative="1">
+      <w:start w:val="1"/>
+      <w:numFmt w:val="lowerRoman"/>
+      <w:lvlText w:val="%9."/>
+      <w:lvlJc w:val="right"/>
+      <w:pPr>
+        <w:ind w:left="6480" w:hanging="180"/>
+      </w:pPr>
+    </w:lvl>
+  </w:abstractNum>
+  <w:num w:numId="1" w16cid:durableId="2061049054">
+    <w:abstractNumId w:val="0"/>
+  </w:num>
+  <w:num w:numId="2" w16cid:durableId="32578270">
+    <w:abstractNumId w:val="3"/>
+  </w:num>
+  <w:num w:numId="3" w16cid:durableId="1249466031">
+    <w:abstractNumId w:val="4"/>
+  </w:num>
+  <w:num w:numId="4" w16cid:durableId="698119270">
+    <w:abstractNumId w:val="1"/>
+  </w:num>
+  <w:num w:numId="5" w16cid:durableId="1486236133">
+    <w:abstractNumId w:val="2"/>
+  </w:num>
+</w:numbering>
 </file>
 
 <file path=word/styles.xml><?xml version="1.0" encoding="utf-8"?>
